--- a/notes/appendix_si2024_comparison.docx
+++ b/notes/appendix_si2024_comparison.docx
@@ -2,7 +2,7 @@
 <file path=word/document.xml><?xml version="1.0" encoding="utf-8"?>
 <w:document xmlns:w="http://schemas.openxmlformats.org/wordprocessingml/2006/main" xmlns:m="http://schemas.openxmlformats.org/officeDocument/2006/math" xmlns:r="http://schemas.openxmlformats.org/officeDocument/2006/relationships" xmlns:o="urn:schemas-microsoft-com:office:office" xmlns:v="urn:schemas-microsoft-com:vml" xmlns:w10="urn:schemas-microsoft-com:office:word" xmlns:a="http://schemas.openxmlformats.org/drawingml/2006/main" xmlns:pic="http://schemas.openxmlformats.org/drawingml/2006/picture" xmlns:wp="http://schemas.openxmlformats.org/drawingml/2006/wordprocessingDrawing">
   <w:body>
-    <w:bookmarkStart w:id="17" w:name="附录本文与si等-2024-工作的逐项对比"/>
+    <w:bookmarkStart w:id="33" w:name="附录本文与si等-2024-工作的逐项对比"/>
     <w:p>
       <w:pPr>
         <w:pStyle w:val="Heading1"/>
@@ -2104,7 +2104,421 @@
       </w:tr>
     </w:tbl>
     <w:bookmarkEnd w:id="16"/>
-    <w:bookmarkEnd w:id="17"/>
+    <w:bookmarkStart w:id="32" w:name="信中所引文献"/>
+    <w:p>
+      <w:pPr>
+        <w:pStyle w:val="Heading2"/>
+      </w:pPr>
+      <w:r>
+        <w:rPr>
+          <w:rFonts w:hint="eastAsia"/>
+        </w:rPr>
+        <w:t xml:space="preserve">信中所引文献</w:t>
+      </w:r>
+    </w:p>
+    <w:p>
+      <w:pPr>
+        <w:pStyle w:val="FirstParagraph"/>
+      </w:pPr>
+      <w:r>
+        <w:rPr>
+          <w:rFonts w:hint="eastAsia"/>
+        </w:rPr>
+        <w:t xml:space="preserve">以下为说明信中提及的全部文献，按信中出现顺序，DOI为可点击链接。</w:t>
+      </w:r>
+    </w:p>
+    <w:p>
+      <w:pPr>
+        <w:pStyle w:val="Compact"/>
+        <w:numPr>
+          <w:ilvl w:val="0"/>
+          <w:numId w:val="1001"/>
+        </w:numPr>
+      </w:pPr>
+      <w:r>
+        <w:t xml:space="preserve">Metropolis N, Rosenbluth A W, Rosenbluth M N, et al. Equation of state calculations by fast computing machines[J]. The Journal of Chemical Physics, 1953, 21(6): 1087-1092. DOI:</w:t>
+      </w:r>
+      <w:r>
+        <w:t xml:space="preserve"> </w:t>
+      </w:r>
+      <w:hyperlink r:id="rId17">
+        <w:r>
+          <w:rPr>
+            <w:rStyle w:val="Hyperlink"/>
+          </w:rPr>
+          <w:t xml:space="preserve">10.1063/1.1699114</w:t>
+        </w:r>
+      </w:hyperlink>
+      <w:r>
+        <w:t xml:space="preserve">.</w:t>
+      </w:r>
+    </w:p>
+    <w:p>
+      <w:pPr>
+        <w:pStyle w:val="Compact"/>
+        <w:numPr>
+          <w:ilvl w:val="0"/>
+          <w:numId w:val="1001"/>
+        </w:numPr>
+      </w:pPr>
+      <w:r>
+        <w:t xml:space="preserve">Glauber R J. Time-dependent statistics of the Ising model[J]. Journal of Mathematical Physics, 1963, 4(2): 294-307. DOI:</w:t>
+      </w:r>
+      <w:r>
+        <w:t xml:space="preserve"> </w:t>
+      </w:r>
+      <w:hyperlink r:id="rId18">
+        <w:r>
+          <w:rPr>
+            <w:rStyle w:val="Hyperlink"/>
+          </w:rPr>
+          <w:t xml:space="preserve">10.1063/1.1703954</w:t>
+        </w:r>
+      </w:hyperlink>
+      <w:r>
+        <w:t xml:space="preserve">.</w:t>
+      </w:r>
+    </w:p>
+    <w:p>
+      <w:pPr>
+        <w:pStyle w:val="Compact"/>
+        <w:numPr>
+          <w:ilvl w:val="0"/>
+          <w:numId w:val="1001"/>
+        </w:numPr>
+      </w:pPr>
+      <w:r>
+        <w:t xml:space="preserve">Geman S, Geman D. Stochastic relaxation, Gibbs distributions, and the Bayesian restoration of images[J]. IEEE Transactions on Pattern Analysis and Machine Intelligence, 1984, PAMI-6(6): 721-741. DOI:</w:t>
+      </w:r>
+      <w:r>
+        <w:t xml:space="preserve"> </w:t>
+      </w:r>
+      <w:hyperlink r:id="rId19">
+        <w:r>
+          <w:rPr>
+            <w:rStyle w:val="Hyperlink"/>
+          </w:rPr>
+          <w:t xml:space="preserve">10.1109/TPAMI.1984.4767596</w:t>
+        </w:r>
+      </w:hyperlink>
+      <w:r>
+        <w:t xml:space="preserve">.</w:t>
+      </w:r>
+    </w:p>
+    <w:p>
+      <w:pPr>
+        <w:pStyle w:val="Compact"/>
+        <w:numPr>
+          <w:ilvl w:val="0"/>
+          <w:numId w:val="1001"/>
+        </w:numPr>
+      </w:pPr>
+      <w:r>
+        <w:t xml:space="preserve">Camsari K Y, Faria R, Sutton B M, et al. Stochastic p-bits for invertible logic[J]. Physical Review X, 2017, 7(3): 031014. DOI:</w:t>
+      </w:r>
+      <w:r>
+        <w:t xml:space="preserve"> </w:t>
+      </w:r>
+      <w:hyperlink r:id="rId20">
+        <w:r>
+          <w:rPr>
+            <w:rStyle w:val="Hyperlink"/>
+          </w:rPr>
+          <w:t xml:space="preserve">10.1103/PhysRevX.7.031014</w:t>
+        </w:r>
+      </w:hyperlink>
+      <w:r>
+        <w:t xml:space="preserve">.</w:t>
+      </w:r>
+    </w:p>
+    <w:p>
+      <w:pPr>
+        <w:pStyle w:val="Compact"/>
+        <w:numPr>
+          <w:ilvl w:val="0"/>
+          <w:numId w:val="1001"/>
+        </w:numPr>
+      </w:pPr>
+      <w:r>
+        <w:t xml:space="preserve">Camsari K Y, Sutton B M, Datta S. p-bits for probabilistic spin logic[J]. Applied Physics Reviews, 2019, 6(1): 011305. DOI:</w:t>
+      </w:r>
+      <w:r>
+        <w:t xml:space="preserve"> </w:t>
+      </w:r>
+      <w:hyperlink r:id="rId21">
+        <w:r>
+          <w:rPr>
+            <w:rStyle w:val="Hyperlink"/>
+          </w:rPr>
+          <w:t xml:space="preserve">10.1063/1.5055860</w:t>
+        </w:r>
+      </w:hyperlink>
+      <w:r>
+        <w:t xml:space="preserve">.</w:t>
+      </w:r>
+    </w:p>
+    <w:p>
+      <w:pPr>
+        <w:pStyle w:val="Compact"/>
+        <w:numPr>
+          <w:ilvl w:val="0"/>
+          <w:numId w:val="1001"/>
+        </w:numPr>
+      </w:pPr>
+      <w:r>
+        <w:t xml:space="preserve">Rønnow T F, Wang Z, Job J, et al. Defining and detecting quantum speedup[J]. Science, 2014, 345(6195): 420-424. DOI:</w:t>
+      </w:r>
+      <w:r>
+        <w:t xml:space="preserve"> </w:t>
+      </w:r>
+      <w:hyperlink r:id="rId22">
+        <w:r>
+          <w:rPr>
+            <w:rStyle w:val="Hyperlink"/>
+          </w:rPr>
+          <w:t xml:space="preserve">10.1126/science.1252319</w:t>
+        </w:r>
+      </w:hyperlink>
+      <w:r>
+        <w:t xml:space="preserve">.</w:t>
+      </w:r>
+    </w:p>
+    <w:p>
+      <w:pPr>
+        <w:pStyle w:val="Compact"/>
+        <w:numPr>
+          <w:ilvl w:val="0"/>
+          <w:numId w:val="1001"/>
+        </w:numPr>
+      </w:pPr>
+      <w:r>
+        <w:t xml:space="preserve">Wilson E B. Probable inference, the law of succession, and statistical inference[J]. Journal of the American Statistical Association, 1927, 22(158): 209-212. DOI:</w:t>
+      </w:r>
+      <w:r>
+        <w:t xml:space="preserve"> </w:t>
+      </w:r>
+      <w:hyperlink r:id="rId23">
+        <w:r>
+          <w:rPr>
+            <w:rStyle w:val="Hyperlink"/>
+          </w:rPr>
+          <w:t xml:space="preserve">10.1080/01621459.1927.10502953</w:t>
+        </w:r>
+      </w:hyperlink>
+      <w:r>
+        <w:t xml:space="preserve">.</w:t>
+      </w:r>
+    </w:p>
+    <w:p>
+      <w:pPr>
+        <w:pStyle w:val="Compact"/>
+        <w:numPr>
+          <w:ilvl w:val="0"/>
+          <w:numId w:val="1001"/>
+        </w:numPr>
+      </w:pPr>
+      <w:r>
+        <w:t xml:space="preserve">Croes G A. A method for solving traveling-salesman problems[J]. Operations Research, 1958, 6(6): 791-812. DOI:</w:t>
+      </w:r>
+      <w:r>
+        <w:t xml:space="preserve"> </w:t>
+      </w:r>
+      <w:hyperlink r:id="rId24">
+        <w:r>
+          <w:rPr>
+            <w:rStyle w:val="Hyperlink"/>
+          </w:rPr>
+          <w:t xml:space="preserve">10.1287/opre.6.6.791</w:t>
+        </w:r>
+      </w:hyperlink>
+      <w:r>
+        <w:t xml:space="preserve">.</w:t>
+      </w:r>
+    </w:p>
+    <w:p>
+      <w:pPr>
+        <w:pStyle w:val="Compact"/>
+        <w:numPr>
+          <w:ilvl w:val="0"/>
+          <w:numId w:val="1001"/>
+        </w:numPr>
+      </w:pPr>
+      <w:r>
+        <w:t xml:space="preserve">Lin S, Kernighan B W. An effective heuristic algorithm for the traveling-salesman problem[J]. Operations Research, 1973, 21(2): 498-516. DOI:</w:t>
+      </w:r>
+      <w:r>
+        <w:t xml:space="preserve"> </w:t>
+      </w:r>
+      <w:hyperlink r:id="rId25">
+        <w:r>
+          <w:rPr>
+            <w:rStyle w:val="Hyperlink"/>
+          </w:rPr>
+          <w:t xml:space="preserve">10.1287/opre.21.2.498</w:t>
+        </w:r>
+      </w:hyperlink>
+      <w:r>
+        <w:t xml:space="preserve">.</w:t>
+      </w:r>
+    </w:p>
+    <w:p>
+      <w:pPr>
+        <w:pStyle w:val="Compact"/>
+        <w:numPr>
+          <w:ilvl w:val="0"/>
+          <w:numId w:val="1001"/>
+        </w:numPr>
+      </w:pPr>
+      <w:r>
+        <w:t xml:space="preserve">Pelgrom M J M, Duinmaijer A C J, Welbers A P G. Matching properties of MOS transistors[J]. IEEE Journal of Solid-State Circuits, 1989, 24(5): 1433-1439. DOI:</w:t>
+      </w:r>
+      <w:r>
+        <w:t xml:space="preserve"> </w:t>
+      </w:r>
+      <w:hyperlink r:id="rId26">
+        <w:r>
+          <w:rPr>
+            <w:rStyle w:val="Hyperlink"/>
+          </w:rPr>
+          <w:t xml:space="preserve">10.1109/JSSC.1989.572629</w:t>
+        </w:r>
+      </w:hyperlink>
+      <w:r>
+        <w:t xml:space="preserve">.</w:t>
+      </w:r>
+    </w:p>
+    <w:p>
+      <w:pPr>
+        <w:pStyle w:val="Compact"/>
+        <w:numPr>
+          <w:ilvl w:val="0"/>
+          <w:numId w:val="1001"/>
+        </w:numPr>
+      </w:pPr>
+      <w:r>
+        <w:t xml:space="preserve">Razavi B. The StrongARM latch [A Circuit for All Seasons][J]. IEEE Solid-State Circuits Magazine, 2015, 7(2): 12-17. DOI:</w:t>
+      </w:r>
+      <w:r>
+        <w:t xml:space="preserve"> </w:t>
+      </w:r>
+      <w:hyperlink r:id="rId27">
+        <w:r>
+          <w:rPr>
+            <w:rStyle w:val="Hyperlink"/>
+          </w:rPr>
+          <w:t xml:space="preserve">10.1109/MSSC.2015.2418155</w:t>
+        </w:r>
+      </w:hyperlink>
+      <w:r>
+        <w:t xml:space="preserve">.</w:t>
+      </w:r>
+    </w:p>
+    <w:p>
+      <w:pPr>
+        <w:pStyle w:val="Compact"/>
+        <w:numPr>
+          <w:ilvl w:val="0"/>
+          <w:numId w:val="1001"/>
+        </w:numPr>
+      </w:pPr>
+      <w:r>
+        <w:t xml:space="preserve">Lucas A. Ising formulations of many NP problems[J]. Frontiers in Physics, 2014, 2: 5. DOI:</w:t>
+      </w:r>
+      <w:r>
+        <w:t xml:space="preserve"> </w:t>
+      </w:r>
+      <w:hyperlink r:id="rId28">
+        <w:r>
+          <w:rPr>
+            <w:rStyle w:val="Hyperlink"/>
+          </w:rPr>
+          <w:t xml:space="preserve">10.3389/fphy.2014.00005</w:t>
+        </w:r>
+      </w:hyperlink>
+      <w:r>
+        <w:t xml:space="preserve">.</w:t>
+      </w:r>
+    </w:p>
+    <w:p>
+      <w:pPr>
+        <w:pStyle w:val="Compact"/>
+        <w:numPr>
+          <w:ilvl w:val="0"/>
+          <w:numId w:val="1001"/>
+        </w:numPr>
+      </w:pPr>
+      <w:r>
+        <w:t xml:space="preserve">Kirkpatrick S, Gelatt C D, Vecchi M P. Optimization by simulated annealing[J]. Science, 1983, 220(4598): 671-680. DOI:</w:t>
+      </w:r>
+      <w:r>
+        <w:t xml:space="preserve"> </w:t>
+      </w:r>
+      <w:hyperlink r:id="rId29">
+        <w:r>
+          <w:rPr>
+            <w:rStyle w:val="Hyperlink"/>
+          </w:rPr>
+          <w:t xml:space="preserve">10.1126/science.220.4598.671</w:t>
+        </w:r>
+      </w:hyperlink>
+      <w:r>
+        <w:t xml:space="preserve">.</w:t>
+      </w:r>
+    </w:p>
+    <w:p>
+      <w:pPr>
+        <w:pStyle w:val="Compact"/>
+        <w:numPr>
+          <w:ilvl w:val="0"/>
+          <w:numId w:val="1001"/>
+        </w:numPr>
+      </w:pPr>
+      <w:r>
+        <w:t xml:space="preserve">Borders W A, Pervaiz A Z, Fukami S, et al. Integer factorization using stochastic magnetic tunnel junctions[J]. Nature, 2019, 573(7774): 390-393. DOI:</w:t>
+      </w:r>
+      <w:r>
+        <w:t xml:space="preserve"> </w:t>
+      </w:r>
+      <w:hyperlink r:id="rId30">
+        <w:r>
+          <w:rPr>
+            <w:rStyle w:val="Hyperlink"/>
+          </w:rPr>
+          <w:t xml:space="preserve">10.1038/s41586-019-1557-9</w:t>
+        </w:r>
+      </w:hyperlink>
+      <w:r>
+        <w:t xml:space="preserve">.</w:t>
+      </w:r>
+    </w:p>
+    <w:p>
+      <w:pPr>
+        <w:pStyle w:val="Compact"/>
+        <w:numPr>
+          <w:ilvl w:val="0"/>
+          <w:numId w:val="1001"/>
+        </w:numPr>
+      </w:pPr>
+      <w:r>
+        <w:t xml:space="preserve">Si J, Yang S, Cen Y, et al. Energy-efficient superparamagnetic Ising machine and its application to traveling salesman problems[J]. Nature Communications, 2024, 15: 3457. DOI:</w:t>
+      </w:r>
+      <w:r>
+        <w:t xml:space="preserve"> </w:t>
+      </w:r>
+      <w:hyperlink r:id="rId31">
+        <w:r>
+          <w:rPr>
+            <w:rStyle w:val="Hyperlink"/>
+          </w:rPr>
+          <w:t xml:space="preserve">10.1038/s41467-024-47818-z</w:t>
+        </w:r>
+      </w:hyperlink>
+      <w:r>
+        <w:t xml:space="preserve">.</w:t>
+      </w:r>
+    </w:p>
+    <w:bookmarkEnd w:id="32"/>
+    <w:bookmarkEnd w:id="33"/>
     <w:sectPr>
       <w:footnotePr>
         <w:numRestart w:val="eachSect"/>
@@ -2215,8 +2629,123 @@
       </w:pPr>
     </w:lvl>
   </w:abstractNum>
+  <w:abstractNum w:abstractNumId="99411">
+    <w:nsid w:val="00A99411"/>
+    <w:multiLevelType w:val="multilevel"/>
+    <w:lvl w:ilvl="0">
+      <w:start w:val="1"/>
+      <w:numFmt w:val="decimal"/>
+      <w:lvlText w:val="%1."/>
+      <w:lvlJc w:val="left"/>
+      <w:pPr>
+        <w:ind w:left="720" w:hanging="360"/>
+      </w:pPr>
+    </w:lvl>
+    <w:lvl w:ilvl="1">
+      <w:start w:val="1"/>
+      <w:numFmt w:val="decimal"/>
+      <w:lvlText w:val="%2."/>
+      <w:lvlJc w:val="left"/>
+      <w:pPr>
+        <w:ind w:left="1440" w:hanging="360"/>
+      </w:pPr>
+    </w:lvl>
+    <w:lvl w:ilvl="2">
+      <w:start w:val="1"/>
+      <w:numFmt w:val="decimal"/>
+      <w:lvlText w:val="%3."/>
+      <w:lvlJc w:val="left"/>
+      <w:pPr>
+        <w:ind w:left="2160" w:hanging="360"/>
+      </w:pPr>
+    </w:lvl>
+    <w:lvl w:ilvl="3">
+      <w:start w:val="1"/>
+      <w:numFmt w:val="decimal"/>
+      <w:lvlText w:val="%4."/>
+      <w:lvlJc w:val="left"/>
+      <w:pPr>
+        <w:ind w:left="2880" w:hanging="360"/>
+      </w:pPr>
+    </w:lvl>
+    <w:lvl w:ilvl="4">
+      <w:start w:val="1"/>
+      <w:numFmt w:val="decimal"/>
+      <w:lvlText w:val="%5."/>
+      <w:lvlJc w:val="left"/>
+      <w:pPr>
+        <w:ind w:left="3600" w:hanging="360"/>
+      </w:pPr>
+    </w:lvl>
+    <w:lvl w:ilvl="5">
+      <w:start w:val="1"/>
+      <w:numFmt w:val="decimal"/>
+      <w:lvlText w:val="%6."/>
+      <w:lvlJc w:val="left"/>
+      <w:pPr>
+        <w:ind w:left="4320" w:hanging="360"/>
+      </w:pPr>
+    </w:lvl>
+    <w:lvl w:ilvl="6">
+      <w:start w:val="1"/>
+      <w:numFmt w:val="decimal"/>
+      <w:lvlText w:val="%7."/>
+      <w:lvlJc w:val="left"/>
+      <w:pPr>
+        <w:ind w:left="5040" w:hanging="360"/>
+      </w:pPr>
+    </w:lvl>
+    <w:lvl w:ilvl="7">
+      <w:start w:val="1"/>
+      <w:numFmt w:val="decimal"/>
+      <w:lvlText w:val="%8."/>
+      <w:lvlJc w:val="left"/>
+      <w:pPr>
+        <w:ind w:left="5760" w:hanging="360"/>
+      </w:pPr>
+    </w:lvl>
+    <w:lvl w:ilvl="8">
+      <w:start w:val="1"/>
+      <w:numFmt w:val="decimal"/>
+      <w:lvlText w:val="%9."/>
+      <w:lvlJc w:val="left"/>
+      <w:pPr>
+        <w:ind w:left="6480" w:hanging="360"/>
+      </w:pPr>
+    </w:lvl>
+  </w:abstractNum>
   <w:num w:numId="1000">
     <w:abstractNumId w:val="990"/>
+  </w:num>
+  <w:num w:numId="1001">
+    <w:abstractNumId w:val="99411"/>
+    <w:lvlOverride w:ilvl="0">
+      <w:startOverride w:val="1"/>
+    </w:lvlOverride>
+    <w:lvlOverride w:ilvl="1">
+      <w:startOverride w:val="1"/>
+    </w:lvlOverride>
+    <w:lvlOverride w:ilvl="2">
+      <w:startOverride w:val="1"/>
+    </w:lvlOverride>
+    <w:lvlOverride w:ilvl="3">
+      <w:startOverride w:val="1"/>
+    </w:lvlOverride>
+    <w:lvlOverride w:ilvl="4">
+      <w:startOverride w:val="1"/>
+    </w:lvlOverride>
+    <w:lvlOverride w:ilvl="5">
+      <w:startOverride w:val="1"/>
+    </w:lvlOverride>
+    <w:lvlOverride w:ilvl="6">
+      <w:startOverride w:val="1"/>
+    </w:lvlOverride>
+    <w:lvlOverride w:ilvl="7">
+      <w:startOverride w:val="1"/>
+    </w:lvlOverride>
+    <w:lvlOverride w:ilvl="8">
+      <w:startOverride w:val="1"/>
+    </w:lvlOverride>
   </w:num>
 </w:numbering>
 </file>

--- a/notes/appendix_si2024_comparison.docx
+++ b/notes/appendix_si2024_comparison.docx
@@ -2697,7 +2697,7 @@
         <w:rPr>
           <w:rFonts w:hint="eastAsia"/>
         </w:rPr>
-        <w:t>信中所引文献</w:t>
+        <w:t>信与附录所引文献</w:t>
       </w:r>
     </w:p>
     <w:p>
@@ -2723,7 +2723,7 @@
         <w:rPr>
           <w:rFonts w:hint="eastAsia"/>
         </w:rPr>
-        <w:t>以下为说明信中提及的全部文献，按信中出现顺序，DOI为可点击链接。</w:t>
+        <w:t>以下为说明信与本附录提及的全部文献。第1至10条为信中所列新增引文，第11至14条为信中提及的原有引文，第15条为本附录的对比对象，第16条为本附录第3节提及的Peskun排序的出处。</w:t>
       </w:r>
     </w:p>
     <w:p>
@@ -2882,14 +2882,14 @@
         <w:jc w:val="left"/>
       </w:pPr>
       <w:r>
-        <w:t xml:space="preserve">5. Camsari K Y, Sutton B M, Datta S. p-bits for probabilistic spin logic[J]. Applied Physics Reviews, 2019, 6(1): 011305. DOI: </w:t>
+        <w:t xml:space="preserve">5. Rønnow T F, Wang Z, Job J, et al. Defining and detecting quantum speedup[J]. Science, 2014, 345(6195): 420-424. DOI: </w:t>
       </w:r>
       <w:hyperlink r:id="rId105">
         <w:r>
           <w:rPr>
             <w:rStyle w:val="40"/>
           </w:rPr>
-          <w:t>10.1063/1.5055860</w:t>
+          <w:t>10.1126/science.1252319</w:t>
         </w:r>
       </w:hyperlink>
       <w:r>
@@ -2916,14 +2916,14 @@
         <w:jc w:val="left"/>
       </w:pPr>
       <w:r>
-        <w:t xml:space="preserve">6. Rønnow T F, Wang Z, Job J, et al. Defining and detecting quantum speedup[J]. Science, 2014, 345(6195): 420-424. DOI: </w:t>
+        <w:t xml:space="preserve">6. Wilson E B. Probable inference, the law of succession, and statistical inference[J]. Journal of the American Statistical Association, 1927, 22(158): 209-212. DOI: </w:t>
       </w:r>
       <w:hyperlink r:id="rId106">
         <w:r>
           <w:rPr>
             <w:rStyle w:val="40"/>
           </w:rPr>
-          <w:t>10.1126/science.1252319</w:t>
+          <w:t>10.1080/01621459.1927.10502953</w:t>
         </w:r>
       </w:hyperlink>
       <w:r>
@@ -2950,14 +2950,14 @@
         <w:jc w:val="left"/>
       </w:pPr>
       <w:r>
-        <w:t xml:space="preserve">7. Wilson E B. Probable inference, the law of succession, and statistical inference[J]. Journal of the American Statistical Association, 1927, 22(158): 209-212. DOI: </w:t>
+        <w:t xml:space="preserve">7. Croes G A. A method for solving traveling-salesman problems[J]. Operations Research, 1958, 6(6): 791-812. DOI: </w:t>
       </w:r>
       <w:hyperlink r:id="rId107">
         <w:r>
           <w:rPr>
             <w:rStyle w:val="40"/>
           </w:rPr>
-          <w:t>10.1080/01621459.1927.10502953</w:t>
+          <w:t>10.1287/opre.6.6.791</w:t>
         </w:r>
       </w:hyperlink>
       <w:r>
@@ -2984,14 +2984,14 @@
         <w:jc w:val="left"/>
       </w:pPr>
       <w:r>
-        <w:t xml:space="preserve">8. Croes G A. A method for solving traveling-salesman problems[J]. Operations Research, 1958, 6(6): 791-812. DOI: </w:t>
+        <w:t xml:space="preserve">8. Lin S, Kernighan B W. An effective heuristic algorithm for the traveling-salesman problem[J]. Operations Research, 1973, 21(2): 498-516. DOI: </w:t>
       </w:r>
       <w:hyperlink r:id="rId108">
         <w:r>
           <w:rPr>
             <w:rStyle w:val="40"/>
           </w:rPr>
-          <w:t>10.1287/opre.6.6.791</w:t>
+          <w:t>10.1287/opre.21.2.498</w:t>
         </w:r>
       </w:hyperlink>
       <w:r>
@@ -3018,14 +3018,14 @@
         <w:jc w:val="left"/>
       </w:pPr>
       <w:r>
-        <w:t xml:space="preserve">9. Lin S, Kernighan B W. An effective heuristic algorithm for the traveling-salesman problem[J]. Operations Research, 1973, 21(2): 498-516. DOI: </w:t>
+        <w:t xml:space="preserve">9. Pelgrom M J M, Duinmaijer A C J, Welbers A P G. Matching properties of MOS transistors[J]. IEEE Journal of Solid-State Circuits, 1989, 24(5): 1433-1439. DOI: </w:t>
       </w:r>
       <w:hyperlink r:id="rId109">
         <w:r>
           <w:rPr>
             <w:rStyle w:val="40"/>
           </w:rPr>
-          <w:t>10.1287/opre.21.2.498</w:t>
+          <w:t>10.1109/JSSC.1989.572629</w:t>
         </w:r>
       </w:hyperlink>
       <w:r>
@@ -3052,14 +3052,14 @@
         <w:jc w:val="left"/>
       </w:pPr>
       <w:r>
-        <w:t xml:space="preserve">10. Pelgrom M J M, Duinmaijer A C J, Welbers A P G. Matching properties of MOS transistors[J]. IEEE Journal of Solid-State Circuits, 1989, 24(5): 1433-1439. DOI: </w:t>
+        <w:t xml:space="preserve">10. Razavi B. The StrongARM latch [A Circuit for All Seasons][J]. IEEE Solid-State Circuits Magazine, 2015, 7(2): 12-17. DOI: </w:t>
       </w:r>
       <w:hyperlink r:id="rId110">
         <w:r>
           <w:rPr>
             <w:rStyle w:val="40"/>
           </w:rPr>
-          <w:t>10.1109/JSSC.1989.572629</w:t>
+          <w:t>10.1109/MSSC.2015.2418155</w:t>
         </w:r>
       </w:hyperlink>
       <w:r>
@@ -3086,14 +3086,14 @@
         <w:jc w:val="left"/>
       </w:pPr>
       <w:r>
-        <w:t xml:space="preserve">11. Razavi B. The StrongARM latch [A Circuit for All Seasons][J]. IEEE Solid-State Circuits Magazine, 2015, 7(2): 12-17. DOI: </w:t>
+        <w:t xml:space="preserve">11. Camsari K Y, Sutton B M, Datta S. p-bits for probabilistic spin logic[J]. Applied Physics Reviews, 2019, 6(1): 011305. DOI: </w:t>
       </w:r>
       <w:hyperlink r:id="rId111">
         <w:r>
           <w:rPr>
             <w:rStyle w:val="40"/>
           </w:rPr>
-          <w:t>10.1109/MSSC.2015.2418155</w:t>
+          <w:t>10.1063/1.5055860</w:t>
         </w:r>
       </w:hyperlink>
       <w:r>
@@ -3230,6 +3230,40 @@
             <w:rStyle w:val="40"/>
           </w:rPr>
           <w:t>10.1038/s41467-024-47818-z</w:t>
+        </w:r>
+      </w:hyperlink>
+      <w:r>
+        <w:t>.</w:t>
+      </w:r>
+    </w:p>
+    <w:p>
+      <w:pPr>
+        <w:pStyle w:val="45"/>
+        <w:keepNext w:val="0"/>
+        <w:keepLines w:val="0"/>
+        <w:pageBreakBefore w:val="0"/>
+        <w:widowControl/>
+        <w:kinsoku/>
+        <w:wordWrap/>
+        <w:overflowPunct/>
+        <w:topLinePunct w:val="0"/>
+        <w:autoSpaceDE/>
+        <w:autoSpaceDN/>
+        <w:bidi w:val="0"/>
+        <w:snapToGrid/>
+        <w:spacing w:line="240" w:lineRule="auto"/>
+        <w:ind w:leftChars="200" w:left="420" w:hangingChars="200" w:hanging="420"/>
+        <w:jc w:val="left"/>
+      </w:pPr>
+      <w:r>
+        <w:t xml:space="preserve">16. Peskun P H. Optimum Monte-Carlo sampling using Markov chains[J]. Biometrika, 1973, 60(3): 607-612. DOI: </w:t>
+      </w:r>
+      <w:hyperlink r:id="rId116">
+        <w:r>
+          <w:rPr>
+            <w:rStyle w:val="40"/>
+          </w:rPr>
+          <w:t>10.1093/biomet/60.3.607</w:t>
         </w:r>
       </w:hyperlink>
       <w:r>

--- a/notes/appendix_si2024_comparison.docx
+++ b/notes/appendix_si2024_comparison.docx
@@ -4,10 +4,164 @@
   <w:body>
     <w:p>
       <w:pPr>
+        <w:pStyle w:val="2"/>
+        <w:keepNext w:val="0"/>
+        <w:keepLines w:val="0"/>
+        <w:widowControl/>
+        <w:suppressLineNumbers w:val="0"/>
+        <w:pBdr>
+          <w:bottom w:val="single" w:color="EEEEEE" w:sz="4" w:space="0"/>
+        </w:pBdr>
+        <w:spacing w:line="12" w:lineRule="atLeast"/>
+        <w:ind w:left="0" w:firstLine="0"/>
+        <w:rPr>
+          <w:rFonts w:ascii="Helvetica" w:hAnsi="Helvetica" w:eastAsia="Helvetica" w:cs="Helvetica"/>
+          <w:b/>
+          <w:bCs/>
+          <w:i w:val="0"/>
+          <w:iCs w:val="0"/>
+          <w:caps w:val="0"/>
+          <w:color w:val="333333"/>
+          <w:spacing w:val="0"/>
+          <w:sz w:val="47"/>
+          <w:szCs w:val="47"/>
+        </w:rPr>
+      </w:pPr>
+      <w:bookmarkStart w:id="0" w:name="附录本文与si等-2024-工作的逐项对比"/>
+      <w:r>
+        <w:rPr>
+          <w:rFonts w:hint="default" w:ascii="Helvetica" w:hAnsi="Helvetica" w:eastAsia="Helvetica" w:cs="Helvetica"/>
+          <w:b/>
+          <w:bCs/>
+          <w:i w:val="0"/>
+          <w:iCs w:val="0"/>
+          <w:caps w:val="0"/>
+          <w:color w:val="333333"/>
+          <w:spacing w:val="0"/>
+          <w:sz w:val="47"/>
+          <w:szCs w:val="47"/>
+        </w:rPr>
+        <w:t>致评审的说明信</w:t>
+      </w:r>
+    </w:p>
+    <w:p>
+      <w:pPr>
+        <w:bidi w:val="0"/>
+        <w:rPr>
+          <w:rFonts w:hint="default"/>
+        </w:rPr>
+      </w:pPr>
+    </w:p>
+    <w:p>
+      <w:pPr>
+        <w:bidi w:val="0"/>
+        <w:rPr>
+          <w:rFonts w:hint="default"/>
+        </w:rPr>
+      </w:pPr>
+      <w:bookmarkStart w:id="9" w:name="_GoBack"/>
+      <w:bookmarkEnd w:id="9"/>
+      <w:r>
+        <w:rPr>
+          <w:rFonts w:hint="default"/>
+        </w:rPr>
+        <w:t>老师您好：</w:t>
+      </w:r>
+    </w:p>
+    <w:p>
+      <w:pPr>
+        <w:bidi w:val="0"/>
+        <w:rPr>
+          <w:rFonts w:hint="default"/>
+        </w:rPr>
+      </w:pPr>
+      <w:r>
+        <w:rPr>
+          <w:rFonts w:hint="default"/>
+        </w:rPr>
+        <w:t>关于您指出的“方法与参考文献的关系看不出来、方法出处未标注”的问题，我对论文第三章正文做了修改，并随信附上与Si等 (2024) 一文的逐项对比。</w:t>
+      </w:r>
+    </w:p>
+    <w:p>
+      <w:pPr>
+        <w:bidi w:val="0"/>
+        <w:rPr>
+          <w:rFonts w:hint="default"/>
+        </w:rPr>
+      </w:pPr>
+      <w:r>
+        <w:rPr>
+          <w:rFonts w:hint="default"/>
+        </w:rPr>
+        <w:t>整改内容：第三章方法部分此前把领域公有知识当作常识使用、未标出处，现已在每个方法组件的使用处补引，新增十条文献：Metropolis接受准则 (Metropolis等，1953)、Gibbs热浴单自旋动力学 (Glauber，1963；Geman与Geman，1984)、p-bit形式化 (Camsari等，2017)、求解时间指标TTS_99的定义 (Rønnow等，Science 2014)、Wilson置信区间 (Wilson，1927)、2-opt与Lin-Kernighan置换邻域 (Croes，1958；Lin与Kernighan，1973)、MOS失配模型 (Pelgrom等，1989)、StrongARM锁存比较器 (Razavi，2015)。p-bit综述Camsari等2019原已引用，现于首次使用处一并标注。连同原有的伊辛映射 (Lucas，2014)、模拟退火 (Kirkpatrick等，1983)、sMTJ概率计算实验 (Borders等，Nature 2019) 等引文，第三章每个理论与方法组件现在都能在使用处查到出处 (具体引用链接见附件文献列表)。</w:t>
+      </w:r>
+    </w:p>
+    <w:p>
+      <w:pPr>
+        <w:bidi w:val="0"/>
+        <w:rPr>
+          <w:rFonts w:hint="default"/>
+        </w:rPr>
+      </w:pPr>
+      <w:r>
+        <w:rPr>
+          <w:rFonts w:hint="default"/>
+        </w:rPr>
+        <w:t>方法与自研的边界：理论组件均来自上述公开文献，公式都可从头推导；设计与实现是我自己完成的，包括仿真框架与全部基准代码、器件行为模型及第二章标定参数的接入、sky130晶体管级测试台，以及全部实验数据。本文是纯仿真工作，第三章所有结果带随机种子记录，可由随论文归档的脚本复现，未使用任何外部未公开代码。</w:t>
+      </w:r>
+    </w:p>
+    <w:p>
+      <w:pPr>
+        <w:bidi w:val="0"/>
+        <w:rPr>
+          <w:rFonts w:hint="default"/>
+        </w:rPr>
+      </w:pPr>
+      <w:r>
+        <w:rPr>
+          <w:rFonts w:hint="default"/>
+        </w:rPr>
+        <w:t>关于Si等 (Nature Communications, 2024)：该文与本文的方法论同源于上述公开文献；其代码未公开 (文末注明需向通讯作者索取，我未索取过)，本文实现与其没有交集。修改稿已在3.3.3节补引该文，两项工作的逐项差异见附录《本文与Si等 (2024) 工作的逐项对比》。</w:t>
+      </w:r>
+    </w:p>
+    <w:p>
+      <w:pPr>
+        <w:bidi w:val="0"/>
+        <w:rPr>
+          <w:rFonts w:hint="default"/>
+        </w:rPr>
+      </w:pPr>
+      <w:r>
+        <w:rPr>
+          <w:rFonts w:hint="default"/>
+        </w:rPr>
+        <w:t>2026年8月7日</w:t>
+      </w:r>
+    </w:p>
+    <w:p>
+      <w:pPr>
+        <w:pStyle w:val="3"/>
+        <w:bidi w:val="0"/>
+        <w:rPr>
+          <w:rFonts w:hint="eastAsia"/>
+        </w:rPr>
+      </w:pPr>
+    </w:p>
+    <w:p>
+      <w:pPr>
+        <w:pStyle w:val="3"/>
+        <w:bidi w:val="0"/>
+        <w:jc w:val="both"/>
+        <w:rPr>
+          <w:rFonts w:hint="eastAsia"/>
+        </w:rPr>
+      </w:pPr>
+    </w:p>
+    <w:p>
+      <w:pPr>
         <w:pStyle w:val="3"/>
         <w:bidi w:val="0"/>
       </w:pPr>
-      <w:bookmarkStart w:id="0" w:name="附录本文与si等-2024-工作的逐项对比"/>
       <w:r>
         <w:rPr>
           <w:rFonts w:hint="eastAsia"/>
@@ -2685,8 +2839,6 @@
         <w:ind w:firstLine="480" w:firstLineChars="200"/>
         <w:jc w:val="left"/>
       </w:pPr>
-      <w:bookmarkStart w:id="9" w:name="_GoBack"/>
-      <w:bookmarkEnd w:id="9"/>
     </w:p>
     <w:p>
       <w:pPr>
@@ -2742,20 +2894,33 @@
         <w:bidi w:val="0"/>
         <w:snapToGrid/>
         <w:spacing w:line="240" w:lineRule="auto"/>
-        <w:ind w:leftChars="200" w:left="420" w:hangingChars="200" w:hanging="420"/>
+        <w:ind w:left="900" w:leftChars="200" w:hanging="420" w:hangingChars="200"/>
         <w:jc w:val="left"/>
       </w:pPr>
       <w:r>
         <w:t xml:space="preserve">1. Metropolis N, Rosenbluth A W, Rosenbluth M N, et al. Equation of state calculations by fast computing machines[J]. The Journal of Chemical Physics, 1953, 21(6): 1087-1092. DOI: </w:t>
       </w:r>
-      <w:hyperlink r:id="rId101">
-        <w:r>
-          <w:rPr>
-            <w:rStyle w:val="40"/>
-          </w:rPr>
-          <w:t>10.1063/1.1699114</w:t>
-        </w:r>
-      </w:hyperlink>
+      <w:r>
+        <w:fldChar w:fldCharType="begin"/>
+      </w:r>
+      <w:r>
+        <w:instrText xml:space="preserve"> HYPERLINK "https://doi.org/10.1063/1.1699114" \h </w:instrText>
+      </w:r>
+      <w:r>
+        <w:fldChar w:fldCharType="separate"/>
+      </w:r>
+      <w:r>
+        <w:rPr>
+          <w:rStyle w:val="40"/>
+        </w:rPr>
+        <w:t>10.1063/1.1699114</w:t>
+      </w:r>
+      <w:r>
+        <w:rPr>
+          <w:rStyle w:val="40"/>
+        </w:rPr>
+        <w:fldChar w:fldCharType="end"/>
+      </w:r>
       <w:r>
         <w:t>.</w:t>
       </w:r>
@@ -2776,20 +2941,33 @@
         <w:bidi w:val="0"/>
         <w:snapToGrid/>
         <w:spacing w:line="240" w:lineRule="auto"/>
-        <w:ind w:leftChars="200" w:left="420" w:hangingChars="200" w:hanging="420"/>
+        <w:ind w:left="900" w:leftChars="200" w:hanging="420" w:hangingChars="200"/>
         <w:jc w:val="left"/>
       </w:pPr>
       <w:r>
         <w:t xml:space="preserve">2. Glauber R J. Time-dependent statistics of the Ising model[J]. Journal of Mathematical Physics, 1963, 4(2): 294-307. DOI: </w:t>
       </w:r>
-      <w:hyperlink r:id="rId102">
-        <w:r>
-          <w:rPr>
-            <w:rStyle w:val="40"/>
-          </w:rPr>
-          <w:t>10.1063/1.1703954</w:t>
-        </w:r>
-      </w:hyperlink>
+      <w:r>
+        <w:fldChar w:fldCharType="begin"/>
+      </w:r>
+      <w:r>
+        <w:instrText xml:space="preserve"> HYPERLINK "https://doi.org/10.1063/1.1703954" \h </w:instrText>
+      </w:r>
+      <w:r>
+        <w:fldChar w:fldCharType="separate"/>
+      </w:r>
+      <w:r>
+        <w:rPr>
+          <w:rStyle w:val="40"/>
+        </w:rPr>
+        <w:t>10.1063/1.1703954</w:t>
+      </w:r>
+      <w:r>
+        <w:rPr>
+          <w:rStyle w:val="40"/>
+        </w:rPr>
+        <w:fldChar w:fldCharType="end"/>
+      </w:r>
       <w:r>
         <w:t>.</w:t>
       </w:r>
@@ -2810,20 +2988,33 @@
         <w:bidi w:val="0"/>
         <w:snapToGrid/>
         <w:spacing w:line="240" w:lineRule="auto"/>
-        <w:ind w:leftChars="200" w:left="420" w:hangingChars="200" w:hanging="420"/>
+        <w:ind w:left="900" w:leftChars="200" w:hanging="420" w:hangingChars="200"/>
         <w:jc w:val="left"/>
       </w:pPr>
       <w:r>
         <w:t xml:space="preserve">3. Geman S, Geman D. Stochastic relaxation, Gibbs distributions, and the Bayesian restoration of images[J]. IEEE Transactions on Pattern Analysis and Machine Intelligence, 1984, PAMI-6(6): 721-741. DOI: </w:t>
       </w:r>
-      <w:hyperlink r:id="rId103">
-        <w:r>
-          <w:rPr>
-            <w:rStyle w:val="40"/>
-          </w:rPr>
-          <w:t>10.1109/TPAMI.1984.4767596</w:t>
-        </w:r>
-      </w:hyperlink>
+      <w:r>
+        <w:fldChar w:fldCharType="begin"/>
+      </w:r>
+      <w:r>
+        <w:instrText xml:space="preserve"> HYPERLINK "https://doi.org/10.1109/TPAMI.1984.4767596" \h </w:instrText>
+      </w:r>
+      <w:r>
+        <w:fldChar w:fldCharType="separate"/>
+      </w:r>
+      <w:r>
+        <w:rPr>
+          <w:rStyle w:val="40"/>
+        </w:rPr>
+        <w:t>10.1109/TPAMI.1984.4767596</w:t>
+      </w:r>
+      <w:r>
+        <w:rPr>
+          <w:rStyle w:val="40"/>
+        </w:rPr>
+        <w:fldChar w:fldCharType="end"/>
+      </w:r>
       <w:r>
         <w:t>.</w:t>
       </w:r>
@@ -2844,20 +3035,33 @@
         <w:bidi w:val="0"/>
         <w:snapToGrid/>
         <w:spacing w:line="240" w:lineRule="auto"/>
-        <w:ind w:leftChars="200" w:left="420" w:hangingChars="200" w:hanging="420"/>
+        <w:ind w:left="900" w:leftChars="200" w:hanging="420" w:hangingChars="200"/>
         <w:jc w:val="left"/>
       </w:pPr>
       <w:r>
         <w:t xml:space="preserve">4. Camsari K Y, Faria R, Sutton B M, et al. Stochastic p-bits for invertible logic[J]. Physical Review X, 2017, 7(3): 031014. DOI: </w:t>
       </w:r>
-      <w:hyperlink r:id="rId104">
-        <w:r>
-          <w:rPr>
-            <w:rStyle w:val="40"/>
-          </w:rPr>
-          <w:t>10.1103/PhysRevX.7.031014</w:t>
-        </w:r>
-      </w:hyperlink>
+      <w:r>
+        <w:fldChar w:fldCharType="begin"/>
+      </w:r>
+      <w:r>
+        <w:instrText xml:space="preserve"> HYPERLINK "https://doi.org/10.1103/PhysRevX.7.031014" \h </w:instrText>
+      </w:r>
+      <w:r>
+        <w:fldChar w:fldCharType="separate"/>
+      </w:r>
+      <w:r>
+        <w:rPr>
+          <w:rStyle w:val="40"/>
+        </w:rPr>
+        <w:t>10.1103/PhysRevX.7.031014</w:t>
+      </w:r>
+      <w:r>
+        <w:rPr>
+          <w:rStyle w:val="40"/>
+        </w:rPr>
+        <w:fldChar w:fldCharType="end"/>
+      </w:r>
       <w:r>
         <w:t>.</w:t>
       </w:r>
@@ -2878,20 +3082,33 @@
         <w:bidi w:val="0"/>
         <w:snapToGrid/>
         <w:spacing w:line="240" w:lineRule="auto"/>
-        <w:ind w:leftChars="200" w:left="420" w:hangingChars="200" w:hanging="420"/>
+        <w:ind w:left="900" w:leftChars="200" w:hanging="420" w:hangingChars="200"/>
         <w:jc w:val="left"/>
       </w:pPr>
       <w:r>
         <w:t xml:space="preserve">5. Rønnow T F, Wang Z, Job J, et al. Defining and detecting quantum speedup[J]. Science, 2014, 345(6195): 420-424. DOI: </w:t>
       </w:r>
-      <w:hyperlink r:id="rId105">
-        <w:r>
-          <w:rPr>
-            <w:rStyle w:val="40"/>
-          </w:rPr>
-          <w:t>10.1126/science.1252319</w:t>
-        </w:r>
-      </w:hyperlink>
+      <w:r>
+        <w:fldChar w:fldCharType="begin"/>
+      </w:r>
+      <w:r>
+        <w:instrText xml:space="preserve"> HYPERLINK "https://doi.org/10.1126/science.1252319" \h </w:instrText>
+      </w:r>
+      <w:r>
+        <w:fldChar w:fldCharType="separate"/>
+      </w:r>
+      <w:r>
+        <w:rPr>
+          <w:rStyle w:val="40"/>
+        </w:rPr>
+        <w:t>10.1126/science.1252319</w:t>
+      </w:r>
+      <w:r>
+        <w:rPr>
+          <w:rStyle w:val="40"/>
+        </w:rPr>
+        <w:fldChar w:fldCharType="end"/>
+      </w:r>
       <w:r>
         <w:t>.</w:t>
       </w:r>
@@ -2912,20 +3129,33 @@
         <w:bidi w:val="0"/>
         <w:snapToGrid/>
         <w:spacing w:line="240" w:lineRule="auto"/>
-        <w:ind w:leftChars="200" w:left="420" w:hangingChars="200" w:hanging="420"/>
+        <w:ind w:left="900" w:leftChars="200" w:hanging="420" w:hangingChars="200"/>
         <w:jc w:val="left"/>
       </w:pPr>
       <w:r>
         <w:t xml:space="preserve">6. Wilson E B. Probable inference, the law of succession, and statistical inference[J]. Journal of the American Statistical Association, 1927, 22(158): 209-212. DOI: </w:t>
       </w:r>
-      <w:hyperlink r:id="rId106">
-        <w:r>
-          <w:rPr>
-            <w:rStyle w:val="40"/>
-          </w:rPr>
-          <w:t>10.1080/01621459.1927.10502953</w:t>
-        </w:r>
-      </w:hyperlink>
+      <w:r>
+        <w:fldChar w:fldCharType="begin"/>
+      </w:r>
+      <w:r>
+        <w:instrText xml:space="preserve"> HYPERLINK "https://doi.org/10.1080/01621459.1927.10502953" \h </w:instrText>
+      </w:r>
+      <w:r>
+        <w:fldChar w:fldCharType="separate"/>
+      </w:r>
+      <w:r>
+        <w:rPr>
+          <w:rStyle w:val="40"/>
+        </w:rPr>
+        <w:t>10.1080/01621459.1927.10502953</w:t>
+      </w:r>
+      <w:r>
+        <w:rPr>
+          <w:rStyle w:val="40"/>
+        </w:rPr>
+        <w:fldChar w:fldCharType="end"/>
+      </w:r>
       <w:r>
         <w:t>.</w:t>
       </w:r>
@@ -2946,20 +3176,33 @@
         <w:bidi w:val="0"/>
         <w:snapToGrid/>
         <w:spacing w:line="240" w:lineRule="auto"/>
-        <w:ind w:leftChars="200" w:left="420" w:hangingChars="200" w:hanging="420"/>
+        <w:ind w:left="900" w:leftChars="200" w:hanging="420" w:hangingChars="200"/>
         <w:jc w:val="left"/>
       </w:pPr>
       <w:r>
         <w:t xml:space="preserve">7. Croes G A. A method for solving traveling-salesman problems[J]. Operations Research, 1958, 6(6): 791-812. DOI: </w:t>
       </w:r>
-      <w:hyperlink r:id="rId107">
-        <w:r>
-          <w:rPr>
-            <w:rStyle w:val="40"/>
-          </w:rPr>
-          <w:t>10.1287/opre.6.6.791</w:t>
-        </w:r>
-      </w:hyperlink>
+      <w:r>
+        <w:fldChar w:fldCharType="begin"/>
+      </w:r>
+      <w:r>
+        <w:instrText xml:space="preserve"> HYPERLINK "https://doi.org/10.1287/opre.6.6.791" \h </w:instrText>
+      </w:r>
+      <w:r>
+        <w:fldChar w:fldCharType="separate"/>
+      </w:r>
+      <w:r>
+        <w:rPr>
+          <w:rStyle w:val="40"/>
+        </w:rPr>
+        <w:t>10.1287/opre.6.6.791</w:t>
+      </w:r>
+      <w:r>
+        <w:rPr>
+          <w:rStyle w:val="40"/>
+        </w:rPr>
+        <w:fldChar w:fldCharType="end"/>
+      </w:r>
       <w:r>
         <w:t>.</w:t>
       </w:r>
@@ -2980,20 +3223,33 @@
         <w:bidi w:val="0"/>
         <w:snapToGrid/>
         <w:spacing w:line="240" w:lineRule="auto"/>
-        <w:ind w:leftChars="200" w:left="420" w:hangingChars="200" w:hanging="420"/>
+        <w:ind w:left="900" w:leftChars="200" w:hanging="420" w:hangingChars="200"/>
         <w:jc w:val="left"/>
       </w:pPr>
       <w:r>
         <w:t xml:space="preserve">8. Lin S, Kernighan B W. An effective heuristic algorithm for the traveling-salesman problem[J]. Operations Research, 1973, 21(2): 498-516. DOI: </w:t>
       </w:r>
-      <w:hyperlink r:id="rId108">
-        <w:r>
-          <w:rPr>
-            <w:rStyle w:val="40"/>
-          </w:rPr>
-          <w:t>10.1287/opre.21.2.498</w:t>
-        </w:r>
-      </w:hyperlink>
+      <w:r>
+        <w:fldChar w:fldCharType="begin"/>
+      </w:r>
+      <w:r>
+        <w:instrText xml:space="preserve"> HYPERLINK "https://doi.org/10.1287/opre.21.2.498" \h </w:instrText>
+      </w:r>
+      <w:r>
+        <w:fldChar w:fldCharType="separate"/>
+      </w:r>
+      <w:r>
+        <w:rPr>
+          <w:rStyle w:val="40"/>
+        </w:rPr>
+        <w:t>10.1287/opre.21.2.498</w:t>
+      </w:r>
+      <w:r>
+        <w:rPr>
+          <w:rStyle w:val="40"/>
+        </w:rPr>
+        <w:fldChar w:fldCharType="end"/>
+      </w:r>
       <w:r>
         <w:t>.</w:t>
       </w:r>
@@ -3014,20 +3270,33 @@
         <w:bidi w:val="0"/>
         <w:snapToGrid/>
         <w:spacing w:line="240" w:lineRule="auto"/>
-        <w:ind w:leftChars="200" w:left="420" w:hangingChars="200" w:hanging="420"/>
+        <w:ind w:left="900" w:leftChars="200" w:hanging="420" w:hangingChars="200"/>
         <w:jc w:val="left"/>
       </w:pPr>
       <w:r>
         <w:t xml:space="preserve">9. Pelgrom M J M, Duinmaijer A C J, Welbers A P G. Matching properties of MOS transistors[J]. IEEE Journal of Solid-State Circuits, 1989, 24(5): 1433-1439. DOI: </w:t>
       </w:r>
-      <w:hyperlink r:id="rId109">
-        <w:r>
-          <w:rPr>
-            <w:rStyle w:val="40"/>
-          </w:rPr>
-          <w:t>10.1109/JSSC.1989.572629</w:t>
-        </w:r>
-      </w:hyperlink>
+      <w:r>
+        <w:fldChar w:fldCharType="begin"/>
+      </w:r>
+      <w:r>
+        <w:instrText xml:space="preserve"> HYPERLINK "https://doi.org/10.1109/JSSC.1989.572629" \h </w:instrText>
+      </w:r>
+      <w:r>
+        <w:fldChar w:fldCharType="separate"/>
+      </w:r>
+      <w:r>
+        <w:rPr>
+          <w:rStyle w:val="40"/>
+        </w:rPr>
+        <w:t>10.1109/JSSC.1989.572629</w:t>
+      </w:r>
+      <w:r>
+        <w:rPr>
+          <w:rStyle w:val="40"/>
+        </w:rPr>
+        <w:fldChar w:fldCharType="end"/>
+      </w:r>
       <w:r>
         <w:t>.</w:t>
       </w:r>
@@ -3048,20 +3317,33 @@
         <w:bidi w:val="0"/>
         <w:snapToGrid/>
         <w:spacing w:line="240" w:lineRule="auto"/>
-        <w:ind w:leftChars="200" w:left="420" w:hangingChars="200" w:hanging="420"/>
+        <w:ind w:left="900" w:leftChars="200" w:hanging="420" w:hangingChars="200"/>
         <w:jc w:val="left"/>
       </w:pPr>
       <w:r>
         <w:t xml:space="preserve">10. Razavi B. The StrongARM latch [A Circuit for All Seasons][J]. IEEE Solid-State Circuits Magazine, 2015, 7(2): 12-17. DOI: </w:t>
       </w:r>
-      <w:hyperlink r:id="rId110">
-        <w:r>
-          <w:rPr>
-            <w:rStyle w:val="40"/>
-          </w:rPr>
-          <w:t>10.1109/MSSC.2015.2418155</w:t>
-        </w:r>
-      </w:hyperlink>
+      <w:r>
+        <w:fldChar w:fldCharType="begin"/>
+      </w:r>
+      <w:r>
+        <w:instrText xml:space="preserve"> HYPERLINK "https://doi.org/10.1109/MSSC.2015.2418155" \h </w:instrText>
+      </w:r>
+      <w:r>
+        <w:fldChar w:fldCharType="separate"/>
+      </w:r>
+      <w:r>
+        <w:rPr>
+          <w:rStyle w:val="40"/>
+        </w:rPr>
+        <w:t>10.1109/MSSC.2015.2418155</w:t>
+      </w:r>
+      <w:r>
+        <w:rPr>
+          <w:rStyle w:val="40"/>
+        </w:rPr>
+        <w:fldChar w:fldCharType="end"/>
+      </w:r>
       <w:r>
         <w:t>.</w:t>
       </w:r>
@@ -3082,20 +3364,33 @@
         <w:bidi w:val="0"/>
         <w:snapToGrid/>
         <w:spacing w:line="240" w:lineRule="auto"/>
-        <w:ind w:leftChars="200" w:left="420" w:hangingChars="200" w:hanging="420"/>
+        <w:ind w:left="900" w:leftChars="200" w:hanging="420" w:hangingChars="200"/>
         <w:jc w:val="left"/>
       </w:pPr>
       <w:r>
         <w:t xml:space="preserve">11. Camsari K Y, Sutton B M, Datta S. p-bits for probabilistic spin logic[J]. Applied Physics Reviews, 2019, 6(1): 011305. DOI: </w:t>
       </w:r>
-      <w:hyperlink r:id="rId111">
-        <w:r>
-          <w:rPr>
-            <w:rStyle w:val="40"/>
-          </w:rPr>
-          <w:t>10.1063/1.5055860</w:t>
-        </w:r>
-      </w:hyperlink>
+      <w:r>
+        <w:fldChar w:fldCharType="begin"/>
+      </w:r>
+      <w:r>
+        <w:instrText xml:space="preserve"> HYPERLINK "https://doi.org/10.1063/1.5055860" \h </w:instrText>
+      </w:r>
+      <w:r>
+        <w:fldChar w:fldCharType="separate"/>
+      </w:r>
+      <w:r>
+        <w:rPr>
+          <w:rStyle w:val="40"/>
+        </w:rPr>
+        <w:t>10.1063/1.5055860</w:t>
+      </w:r>
+      <w:r>
+        <w:rPr>
+          <w:rStyle w:val="40"/>
+        </w:rPr>
+        <w:fldChar w:fldCharType="end"/>
+      </w:r>
       <w:r>
         <w:t>.</w:t>
       </w:r>
@@ -3116,20 +3411,33 @@
         <w:bidi w:val="0"/>
         <w:snapToGrid/>
         <w:spacing w:line="240" w:lineRule="auto"/>
-        <w:ind w:leftChars="200" w:left="420" w:hangingChars="200" w:hanging="420"/>
+        <w:ind w:left="900" w:leftChars="200" w:hanging="420" w:hangingChars="200"/>
         <w:jc w:val="left"/>
       </w:pPr>
       <w:r>
         <w:t xml:space="preserve">12. Lucas A. Ising formulations of many NP problems[J]. Frontiers in Physics, 2014, 2: 5. DOI: </w:t>
       </w:r>
-      <w:hyperlink r:id="rId112">
-        <w:r>
-          <w:rPr>
-            <w:rStyle w:val="40"/>
-          </w:rPr>
-          <w:t>10.3389/fphy.2014.00005</w:t>
-        </w:r>
-      </w:hyperlink>
+      <w:r>
+        <w:fldChar w:fldCharType="begin"/>
+      </w:r>
+      <w:r>
+        <w:instrText xml:space="preserve"> HYPERLINK "https://doi.org/10.3389/fphy.2014.00005" \h </w:instrText>
+      </w:r>
+      <w:r>
+        <w:fldChar w:fldCharType="separate"/>
+      </w:r>
+      <w:r>
+        <w:rPr>
+          <w:rStyle w:val="40"/>
+        </w:rPr>
+        <w:t>10.3389/fphy.2014.00005</w:t>
+      </w:r>
+      <w:r>
+        <w:rPr>
+          <w:rStyle w:val="40"/>
+        </w:rPr>
+        <w:fldChar w:fldCharType="end"/>
+      </w:r>
       <w:r>
         <w:t>.</w:t>
       </w:r>
@@ -3150,20 +3458,33 @@
         <w:bidi w:val="0"/>
         <w:snapToGrid/>
         <w:spacing w:line="240" w:lineRule="auto"/>
-        <w:ind w:leftChars="200" w:left="420" w:hangingChars="200" w:hanging="420"/>
+        <w:ind w:left="900" w:leftChars="200" w:hanging="420" w:hangingChars="200"/>
         <w:jc w:val="left"/>
       </w:pPr>
       <w:r>
         <w:t xml:space="preserve">13. Kirkpatrick S, Gelatt C D, Vecchi M P. Optimization by simulated annealing[J]. Science, 1983, 220(4598): 671-680. DOI: </w:t>
       </w:r>
-      <w:hyperlink r:id="rId113">
-        <w:r>
-          <w:rPr>
-            <w:rStyle w:val="40"/>
-          </w:rPr>
-          <w:t>10.1126/science.220.4598.671</w:t>
-        </w:r>
-      </w:hyperlink>
+      <w:r>
+        <w:fldChar w:fldCharType="begin"/>
+      </w:r>
+      <w:r>
+        <w:instrText xml:space="preserve"> HYPERLINK "https://doi.org/10.1126/science.220.4598.671" \h </w:instrText>
+      </w:r>
+      <w:r>
+        <w:fldChar w:fldCharType="separate"/>
+      </w:r>
+      <w:r>
+        <w:rPr>
+          <w:rStyle w:val="40"/>
+        </w:rPr>
+        <w:t>10.1126/science.220.4598.671</w:t>
+      </w:r>
+      <w:r>
+        <w:rPr>
+          <w:rStyle w:val="40"/>
+        </w:rPr>
+        <w:fldChar w:fldCharType="end"/>
+      </w:r>
       <w:r>
         <w:t>.</w:t>
       </w:r>
@@ -3184,20 +3505,33 @@
         <w:bidi w:val="0"/>
         <w:snapToGrid/>
         <w:spacing w:line="240" w:lineRule="auto"/>
-        <w:ind w:leftChars="200" w:left="420" w:hangingChars="200" w:hanging="420"/>
+        <w:ind w:left="900" w:leftChars="200" w:hanging="420" w:hangingChars="200"/>
         <w:jc w:val="left"/>
       </w:pPr>
       <w:r>
         <w:t xml:space="preserve">14. Borders W A, Pervaiz A Z, Fukami S, et al. Integer factorization using stochastic magnetic tunnel junctions[J]. Nature, 2019, 573(7774): 390-393. DOI: </w:t>
       </w:r>
-      <w:hyperlink r:id="rId114">
-        <w:r>
-          <w:rPr>
-            <w:rStyle w:val="40"/>
-          </w:rPr>
-          <w:t>10.1038/s41586-019-1557-9</w:t>
-        </w:r>
-      </w:hyperlink>
+      <w:r>
+        <w:fldChar w:fldCharType="begin"/>
+      </w:r>
+      <w:r>
+        <w:instrText xml:space="preserve"> HYPERLINK "https://doi.org/10.1038/s41586-019-1557-9" \h </w:instrText>
+      </w:r>
+      <w:r>
+        <w:fldChar w:fldCharType="separate"/>
+      </w:r>
+      <w:r>
+        <w:rPr>
+          <w:rStyle w:val="40"/>
+        </w:rPr>
+        <w:t>10.1038/s41586-019-1557-9</w:t>
+      </w:r>
+      <w:r>
+        <w:rPr>
+          <w:rStyle w:val="40"/>
+        </w:rPr>
+        <w:fldChar w:fldCharType="end"/>
+      </w:r>
       <w:r>
         <w:t>.</w:t>
       </w:r>
@@ -3218,20 +3552,33 @@
         <w:bidi w:val="0"/>
         <w:snapToGrid/>
         <w:spacing w:line="240" w:lineRule="auto"/>
-        <w:ind w:leftChars="200" w:left="420" w:hangingChars="200" w:hanging="420"/>
+        <w:ind w:left="900" w:leftChars="200" w:hanging="420" w:hangingChars="200"/>
         <w:jc w:val="left"/>
       </w:pPr>
       <w:r>
         <w:t xml:space="preserve">15. Si J, Yang S, Cen Y, et al. Energy-efficient superparamagnetic Ising machine and its application to traveling salesman problems[J]. Nature Communications, 2024, 15: 3457. DOI: </w:t>
       </w:r>
-      <w:hyperlink r:id="rId115">
-        <w:r>
-          <w:rPr>
-            <w:rStyle w:val="40"/>
-          </w:rPr>
-          <w:t>10.1038/s41467-024-47818-z</w:t>
-        </w:r>
-      </w:hyperlink>
+      <w:r>
+        <w:fldChar w:fldCharType="begin"/>
+      </w:r>
+      <w:r>
+        <w:instrText xml:space="preserve"> HYPERLINK "https://doi.org/10.1038/s41467-024-47818-z" \h </w:instrText>
+      </w:r>
+      <w:r>
+        <w:fldChar w:fldCharType="separate"/>
+      </w:r>
+      <w:r>
+        <w:rPr>
+          <w:rStyle w:val="40"/>
+        </w:rPr>
+        <w:t>10.1038/s41467-024-47818-z</w:t>
+      </w:r>
+      <w:r>
+        <w:rPr>
+          <w:rStyle w:val="40"/>
+        </w:rPr>
+        <w:fldChar w:fldCharType="end"/>
+      </w:r>
       <w:r>
         <w:t>.</w:t>
       </w:r>
@@ -3252,20 +3599,33 @@
         <w:bidi w:val="0"/>
         <w:snapToGrid/>
         <w:spacing w:line="240" w:lineRule="auto"/>
-        <w:ind w:leftChars="200" w:left="420" w:hangingChars="200" w:hanging="420"/>
+        <w:ind w:left="900" w:leftChars="200" w:hanging="420" w:hangingChars="200"/>
         <w:jc w:val="left"/>
       </w:pPr>
       <w:r>
         <w:t xml:space="preserve">16. Peskun P H. Optimum Monte-Carlo sampling using Markov chains[J]. Biometrika, 1973, 60(3): 607-612. DOI: </w:t>
       </w:r>
-      <w:hyperlink r:id="rId116">
-        <w:r>
-          <w:rPr>
-            <w:rStyle w:val="40"/>
-          </w:rPr>
-          <w:t>10.1093/biomet/60.3.607</w:t>
-        </w:r>
-      </w:hyperlink>
+      <w:r>
+        <w:fldChar w:fldCharType="begin"/>
+      </w:r>
+      <w:r>
+        <w:instrText xml:space="preserve"> HYPERLINK "https://doi.org/10.1093/biomet/60.3.607" \h </w:instrText>
+      </w:r>
+      <w:r>
+        <w:fldChar w:fldCharType="separate"/>
+      </w:r>
+      <w:r>
+        <w:rPr>
+          <w:rStyle w:val="40"/>
+        </w:rPr>
+        <w:t>10.1093/biomet/60.3.607</w:t>
+      </w:r>
+      <w:r>
+        <w:rPr>
+          <w:rStyle w:val="40"/>
+        </w:rPr>
+        <w:fldChar w:fldCharType="end"/>
+      </w:r>
       <w:r>
         <w:t>.</w:t>
       </w:r>
@@ -3339,7 +3699,7 @@
   <w:docDefaults>
     <w:rPrDefault>
       <w:rPr>
-        <w:rFonts w:asciiTheme="minorHAnsi" w:hAnsiTheme="minorHAnsi" w:eastAsiaTheme="minorEastAsia" w:cstheme="minorBidi"/>
+        <w:rFonts w:ascii="Times New Roman" w:hAnsi="Times New Roman" w:eastAsia="宋体" w:cs="Times New Roman"/>
       </w:rPr>
     </w:rPrDefault>
     <w:pPrDefault/>
@@ -4768,11 +5128,13 @@
   <w:style w:type="character" w:customStyle="1" w:styleId="100">
     <w:name w:val="RegionMarkerTok"/>
     <w:basedOn w:val="70"/>
+    <w:qFormat/>
     <w:uiPriority w:val="0"/>
   </w:style>
   <w:style w:type="character" w:customStyle="1" w:styleId="101">
     <w:name w:val="InformationTok"/>
     <w:basedOn w:val="70"/>
+    <w:qFormat/>
     <w:uiPriority w:val="0"/>
     <w:rPr>
       <w:b/>
@@ -4783,6 +5145,7 @@
   <w:style w:type="character" w:customStyle="1" w:styleId="102">
     <w:name w:val="WarningTok"/>
     <w:basedOn w:val="70"/>
+    <w:qFormat/>
     <w:uiPriority w:val="0"/>
     <w:rPr>
       <w:b/>
@@ -4793,6 +5156,7 @@
   <w:style w:type="character" w:customStyle="1" w:styleId="103">
     <w:name w:val="AlertTok"/>
     <w:basedOn w:val="70"/>
+    <w:qFormat/>
     <w:uiPriority w:val="0"/>
     <w:rPr>
       <w:b/>
@@ -4802,6 +5166,7 @@
   <w:style w:type="character" w:customStyle="1" w:styleId="104">
     <w:name w:val="ErrorTok"/>
     <w:basedOn w:val="70"/>
+    <w:qFormat/>
     <w:uiPriority w:val="0"/>
     <w:rPr>
       <w:b/>
@@ -4811,6 +5176,7 @@
   <w:style w:type="character" w:customStyle="1" w:styleId="105">
     <w:name w:val="NormalTok"/>
     <w:basedOn w:val="70"/>
+    <w:qFormat/>
     <w:uiPriority w:val="0"/>
   </w:style>
   <w:style w:type="character" w:customStyle="1" w:styleId="106">
